--- a/00-首页/题组Word/初赛模拟卷（老·I~IX）/真题版式/初赛模拟卷IX（非有机·答案与解析版·真题版式）.docx
+++ b/00-首页/题组Word/初赛模拟卷（老·I~IX）/真题版式/初赛模拟卷IX（非有机·答案与解析版·真题版式）.docx
@@ -4417,7 +4417,7 @@
       <w:r>
         <w:drawing>
           <wp:inline>
-            <wp:extent cx="3009900" cy="3124200"/>
+            <wp:extent cx="1942243" cy="2015999"/>
             <wp:effectExtent b="0" l="0" r="0" t="0"/>
             <wp:docPr descr="" title="" id="22" name="Picture"/>
             <a:graphic>
@@ -4438,7 +4438,7 @@
                   <pic:spPr bwMode="auto">
                     <a:xfrm>
                       <a:off x="0" y="0"/>
-                      <a:ext cx="3009900" cy="3124200"/>
+                      <a:ext cx="1942243" cy="2015999"/>
                     </a:xfrm>
                     <a:prstGeom prst="rect">
                       <a:avLst/>
@@ -4768,7 +4768,7 @@
       <w:r>
         <w:drawing>
           <wp:inline>
-            <wp:extent cx="3600000" cy="2649258"/>
+            <wp:extent cx="2520000" cy="1854480"/>
             <wp:effectExtent b="0" l="0" r="0" t="0"/>
             <wp:docPr descr="" title="" id="25" name="Picture"/>
             <a:graphic>
@@ -4789,7 +4789,7 @@
                   <pic:spPr bwMode="auto">
                     <a:xfrm>
                       <a:off x="0" y="0"/>
-                      <a:ext cx="3600000" cy="2649258"/>
+                      <a:ext cx="2520000" cy="1854480"/>
                     </a:xfrm>
                     <a:prstGeom prst="rect">
                       <a:avLst/>
@@ -11645,7 +11645,7 @@
       <w:r>
         <w:drawing>
           <wp:inline>
-            <wp:extent cx="3600000" cy="1920805"/>
+            <wp:extent cx="2520000" cy="1344563"/>
             <wp:effectExtent b="0" l="0" r="0" t="0"/>
             <wp:docPr descr="" title="" id="32" name="Picture"/>
             <a:graphic>
@@ -11666,7 +11666,7 @@
                   <pic:spPr bwMode="auto">
                     <a:xfrm>
                       <a:off x="0" y="0"/>
-                      <a:ext cx="3600000" cy="1920805"/>
+                      <a:ext cx="2520000" cy="1344563"/>
                     </a:xfrm>
                     <a:prstGeom prst="rect">
                       <a:avLst/>
@@ -11916,7 +11916,7 @@
       <w:r>
         <w:drawing>
           <wp:inline>
-            <wp:extent cx="3600000" cy="1329005"/>
+            <wp:extent cx="2520000" cy="930304"/>
             <wp:effectExtent b="0" l="0" r="0" t="0"/>
             <wp:docPr descr="" title="" id="35" name="Picture"/>
             <a:graphic>
@@ -11937,7 +11937,7 @@
                   <pic:spPr bwMode="auto">
                     <a:xfrm>
                       <a:off x="0" y="0"/>
-                      <a:ext cx="3600000" cy="1329005"/>
+                      <a:ext cx="2520000" cy="930304"/>
                     </a:xfrm>
                     <a:prstGeom prst="rect">
                       <a:avLst/>
@@ -16565,7 +16565,7 @@
       <w:r>
         <w:drawing>
           <wp:inline>
-            <wp:extent cx="3600000" cy="1824433"/>
+            <wp:extent cx="2520000" cy="1277103"/>
             <wp:effectExtent b="0" l="0" r="0" t="0"/>
             <wp:docPr descr="" title="" id="42" name="Picture"/>
             <a:graphic>
@@ -16586,7 +16586,7 @@
                   <pic:spPr bwMode="auto">
                     <a:xfrm>
                       <a:off x="0" y="0"/>
-                      <a:ext cx="3600000" cy="1824433"/>
+                      <a:ext cx="2520000" cy="1277103"/>
                     </a:xfrm>
                     <a:prstGeom prst="rect">
                       <a:avLst/>
@@ -16798,7 +16798,7 @@
       <w:r>
         <w:drawing>
           <wp:inline>
-            <wp:extent cx="3600000" cy="855412"/>
+            <wp:extent cx="2520000" cy="598788"/>
             <wp:effectExtent b="0" l="0" r="0" t="0"/>
             <wp:docPr descr="" title="" id="45" name="Picture"/>
             <a:graphic>
@@ -16819,7 +16819,7 @@
                   <pic:spPr bwMode="auto">
                     <a:xfrm>
                       <a:off x="0" y="0"/>
-                      <a:ext cx="3600000" cy="855412"/>
+                      <a:ext cx="2520000" cy="598788"/>
                     </a:xfrm>
                     <a:prstGeom prst="rect">
                       <a:avLst/>
@@ -25022,7 +25022,7 @@
       <w:r>
         <w:drawing>
           <wp:inline>
-            <wp:extent cx="3240000" cy="3671999"/>
+            <wp:extent cx="1778823" cy="2015999"/>
             <wp:effectExtent b="0" l="0" r="0" t="0"/>
             <wp:docPr descr="" title="" id="60" name="Picture"/>
             <a:graphic>
@@ -25043,7 +25043,7 @@
                   <pic:spPr bwMode="auto">
                     <a:xfrm>
                       <a:off x="0" y="0"/>
-                      <a:ext cx="3240000" cy="3671999"/>
+                      <a:ext cx="1778823" cy="2015999"/>
                     </a:xfrm>
                     <a:prstGeom prst="rect">
                       <a:avLst/>
@@ -25156,7 +25156,7 @@
       <w:r>
         <w:drawing>
           <wp:inline>
-            <wp:extent cx="3600000" cy="2171038"/>
+            <wp:extent cx="2520000" cy="1519727"/>
             <wp:effectExtent b="0" l="0" r="0" t="0"/>
             <wp:docPr descr="" title="" id="63" name="Picture"/>
             <a:graphic>
@@ -25177,7 +25177,7 @@
                   <pic:spPr bwMode="auto">
                     <a:xfrm>
                       <a:off x="0" y="0"/>
-                      <a:ext cx="3600000" cy="2171038"/>
+                      <a:ext cx="2520000" cy="1519727"/>
                     </a:xfrm>
                     <a:prstGeom prst="rect">
                       <a:avLst/>
@@ -25431,7 +25431,7 @@
       <w:r>
         <w:drawing>
           <wp:inline>
-            <wp:extent cx="3600000" cy="691463"/>
+            <wp:extent cx="2520000" cy="484024"/>
             <wp:effectExtent b="0" l="0" r="0" t="0"/>
             <wp:docPr descr="" title="" id="66" name="Picture"/>
             <a:graphic>
@@ -25452,7 +25452,7 @@
                   <pic:spPr bwMode="auto">
                     <a:xfrm>
                       <a:off x="0" y="0"/>
-                      <a:ext cx="3600000" cy="691463"/>
+                      <a:ext cx="2520000" cy="484024"/>
                     </a:xfrm>
                     <a:prstGeom prst="rect">
                       <a:avLst/>
@@ -25926,7 +25926,7 @@
       <w:r>
         <w:drawing>
           <wp:inline>
-            <wp:extent cx="1800000" cy="2920408"/>
+            <wp:extent cx="1244600" cy="2019300"/>
             <wp:effectExtent b="0" l="0" r="0" t="0"/>
             <wp:docPr descr="" title="" id="69" name="Picture"/>
             <a:graphic>
@@ -25947,7 +25947,7 @@
                   <pic:spPr bwMode="auto">
                     <a:xfrm>
                       <a:off x="0" y="0"/>
-                      <a:ext cx="1800000" cy="2920408"/>
+                      <a:ext cx="1244600" cy="2019300"/>
                     </a:xfrm>
                     <a:prstGeom prst="rect">
                       <a:avLst/>
@@ -25975,7 +25975,7 @@
       <w:r>
         <w:drawing>
           <wp:inline>
-            <wp:extent cx="2933700" cy="2133600"/>
+            <wp:extent cx="2520000" cy="1832727"/>
             <wp:effectExtent b="0" l="0" r="0" t="0"/>
             <wp:docPr descr="" title="" id="72" name="Picture"/>
             <a:graphic>
@@ -25996,7 +25996,7 @@
                   <pic:spPr bwMode="auto">
                     <a:xfrm>
                       <a:off x="0" y="0"/>
-                      <a:ext cx="2933700" cy="2133600"/>
+                      <a:ext cx="2520000" cy="1832727"/>
                     </a:xfrm>
                     <a:prstGeom prst="rect">
                       <a:avLst/>
@@ -26419,7 +26419,7 @@
       <w:r>
         <w:drawing>
           <wp:inline>
-            <wp:extent cx="2870200" cy="2019300"/>
+            <wp:extent cx="2520000" cy="1772920"/>
             <wp:effectExtent b="0" l="0" r="0" t="0"/>
             <wp:docPr descr="" title="" id="75" name="Picture"/>
             <a:graphic>
@@ -26440,7 +26440,7 @@
                   <pic:spPr bwMode="auto">
                     <a:xfrm>
                       <a:off x="0" y="0"/>
-                      <a:ext cx="2870200" cy="2019300"/>
+                      <a:ext cx="2520000" cy="1772920"/>
                     </a:xfrm>
                     <a:prstGeom prst="rect">
                       <a:avLst/>
@@ -26468,7 +26468,7 @@
       <w:r>
         <w:drawing>
           <wp:inline>
-            <wp:extent cx="3048000" cy="2171700"/>
+            <wp:extent cx="2520000" cy="1795500"/>
             <wp:effectExtent b="0" l="0" r="0" t="0"/>
             <wp:docPr descr="" title="" id="78" name="Picture"/>
             <a:graphic>
@@ -26489,7 +26489,7 @@
                   <pic:spPr bwMode="auto">
                     <a:xfrm>
                       <a:off x="0" y="0"/>
-                      <a:ext cx="3048000" cy="2171700"/>
+                      <a:ext cx="2520000" cy="1795500"/>
                     </a:xfrm>
                     <a:prstGeom prst="rect">
                       <a:avLst/>
@@ -26517,7 +26517,7 @@
       <w:r>
         <w:drawing>
           <wp:inline>
-            <wp:extent cx="3600000" cy="2428125"/>
+            <wp:extent cx="2520000" cy="1699687"/>
             <wp:effectExtent b="0" l="0" r="0" t="0"/>
             <wp:docPr descr="" title="" id="81" name="Picture"/>
             <a:graphic>
@@ -26538,7 +26538,7 @@
                   <pic:spPr bwMode="auto">
                     <a:xfrm>
                       <a:off x="0" y="0"/>
-                      <a:ext cx="3600000" cy="2428125"/>
+                      <a:ext cx="2520000" cy="1699687"/>
                     </a:xfrm>
                     <a:prstGeom prst="rect">
                       <a:avLst/>
